--- a/manuscript/word/volume_01/ch_016.docx
+++ b/manuscript/word/volume_01/ch_016.docx
@@ -15,7 +15,7 @@
         </w:rPr>
         <w:t>PHÁ TRỜI</w:t>
         <w:br/>
-        <w:t>CHƯƠNG 16: VÕ ĐƯỜNG TRONG HẺM CỔ</w:t>
+        <w:t>CHƯƠNG 16: CHƯƠNG 16</w:t>
       </w:r>
     </w:p>
     <w:p>
@@ -105,7 +105,7 @@
           <w:color w:val="141414"/>
           <w:sz w:val="24"/>
         </w:rPr>
-        <w:t>Một khoảng sân rộng chừng hơn trăm mét vuông hiện ra trước mắt. Nền sân lát gạch tàu sạch bóng, bao bọc bởi những hàng cây kiểng cổ thụ uốn thế tỉ mỉ. Dưới bóng mát của cây bồ đề xum xuê cành lá, năm sáu đứa trẻ trong xóm trạc mười tuổi, mặc võ phục vải thô màu nâu đất, đang chăm chú đi từng bài quyền cơ bản.</w:t>
+        <w:t>Một khoảng sân rộng chừng hơn trăm mét vuông hiện ra trước mắt. Nền sân lát gạch tàu sạch bóng, bao bọc bởi những hàng cây kiểng cổ thụ uốn thế tỉ mỉ. Dưới bóng mát của cây bồ đề sum suê cành lá, năm sáu đứa trẻ trong xóm trạc mười tuổi, mặc võ phục vải thô màu nâu đất, đang chăm chú đi từng bài quyền cơ bản.</w:t>
       </w:r>
     </w:p>
     <w:p>
